--- a/courts/tenth-circuit/kansas/state/supreme-court/petition-for-rehearing/usage/OUTPUT-petition-for-rehearing.docx
+++ b/courts/tenth-circuit/kansas/state/supreme-court/petition-for-rehearing/usage/OUTPUT-petition-for-rehearing.docx
@@ -518,9 +518,7 @@
               <w:t xml:space="preserve"> </w:t>
             </w:r>
             <w:r>
-              <w:t xml:space="preserve">22</w:t>
-              <w:noBreakHyphen/>
-              <w:t xml:space="preserve">125092-S</w:t>
+              <w:t xml:space="preserve">22-⁠125092-S</w:t>
             </w:r>
           </w:p>
         </w:tc>
@@ -643,9 +641,7 @@
         <w:t xml:space="preserve"> </w:t>
       </w:r>
       <w:r>
-        <w:t xml:space="preserve">22-CR</w:t>
-        <w:noBreakHyphen/>
-        <w:t xml:space="preserve">89</w:t>
+        <w:t xml:space="preserve">22-CR-⁠89</w:t>
       </w:r>
       <w:r>
         <w:t xml:space="preserve"> </w:t>
@@ -669,9 +665,7 @@
         <w:t xml:space="preserve"> </w:t>
       </w:r>
       <w:r>
-        <w:t xml:space="preserve">22-CV</w:t>
-        <w:noBreakHyphen/>
-        <w:t xml:space="preserve">90</w:t>
+        <w:t xml:space="preserve">22-CV-⁠90</w:t>
       </w:r>
       <w:r>
         <w:t xml:space="preserve"> </w:t>
@@ -707,9 +701,7 @@
         <w:t xml:space="preserve"> </w:t>
       </w:r>
       <w:r>
-        <w:t xml:space="preserve">22-CF</w:t>
-        <w:noBreakHyphen/>
-        <w:t xml:space="preserve">71)</w:t>
+        <w:t xml:space="preserve">22-CF-⁠71)</w:t>
       </w:r>
     </w:p>
     <w:p>
@@ -831,9 +823,7 @@
         <w:t xml:space="preserve"> </w:t>
       </w:r>
       <w:r>
-        <w:t xml:space="preserve">736</w:t>
-        <w:noBreakHyphen/>
-        <w:t xml:space="preserve">2200</w:t>
+        <w:t xml:space="preserve">736-⁠2200</w:t>
       </w:r>
     </w:p>
     <w:p>
@@ -999,9 +989,7 @@
         <w:t xml:space="preserve"> </w:t>
       </w:r>
       <w:r>
-        <w:t xml:space="preserve">968</w:t>
-        <w:noBreakHyphen/>
-        <w:t xml:space="preserve">4518</w:t>
+        <w:t xml:space="preserve">968-⁠4518</w:t>
       </w:r>
     </w:p>
     <w:p>
@@ -2197,13 +2185,7 @@
         <w:t xml:space="preserve">Village of Arlington Heights v. Metropolitan Housing Development Corp.</w:t>
       </w:r>
       <w:r>
-        <w:t xml:space="preserve">, 429 U.S. 252, 265</w:t>
-      </w:r>
-      <w:r>
-        <w:noBreakHyphen/>
-      </w:r>
-      <w:r>
-        <w:t xml:space="preserve">68 (1977)),</w:t>
+        <w:t xml:space="preserve">, 429 U.S. 252, 265-⁠68 (1977)),</w:t>
       </w:r>
       <w:r>
         <w:rPr>
@@ -2235,19 +2217,7 @@
         <w:t xml:space="preserve">LULAC v. Abbott</w:t>
       </w:r>
       <w:r>
-        <w:t xml:space="preserve">, ___ F. Supp. 3d ___, No. 3:21-cv</w:t>
-      </w:r>
-      <w:r>
-        <w:noBreakHyphen/>
-      </w:r>
-      <w:r>
-        <w:t xml:space="preserve">259, 2022 WL 1410729, at *12</w:t>
-      </w:r>
-      <w:r>
-        <w:noBreakHyphen/>
-      </w:r>
-      <w:r>
-        <w:t xml:space="preserve">23 (W.D. Tex. May 4, 2022) (three-judge court) (considering intentional vote dilution claim regarding Texas state senate district under</w:t>
+        <w:t xml:space="preserve">, ___ F. Supp. 3d ___, No. 3:21-cv-⁠259, 2022 WL 1410729, at *12-⁠23 (W.D. Tex. May 4, 2022) (three-judge court) (considering intentional vote dilution claim regarding Texas state senate district under</w:t>
       </w:r>
       <w:r>
         <w:t xml:space="preserve"> </w:t>
@@ -2276,13 +2246,7 @@
         <w:t xml:space="preserve">Perez v. Abbott</w:t>
       </w:r>
       <w:r>
-        <w:t xml:space="preserve">, 253 F. Supp. 3d 864, 955</w:t>
-      </w:r>
-      <w:r>
-        <w:noBreakHyphen/>
-      </w:r>
-      <w:r>
-        <w:t xml:space="preserve">62 (W.D. Tex. 2017) (three-judge court) (invaliding Texas’s Dallas/​Fort Worth-area congressional districts as intentionally discriminatory in violation of Fourteenth Amendment under</w:t>
+        <w:t xml:space="preserve">, 253 F. Supp. 3d 864, 955-⁠62 (W.D. Tex. 2017) (three-judge court) (invaliding Texas’s Dallas/​Fort Worth-area congressional districts as intentionally discriminatory in violation of Fourteenth Amendment under</w:t>
       </w:r>
       <w:r>
         <w:t xml:space="preserve"> </w:t>
@@ -2311,13 +2275,7 @@
         <w:t xml:space="preserve">Texas v. United States</w:t>
       </w:r>
       <w:r>
-        <w:t xml:space="preserve">, 887 F. Supp. 2d 133, 159</w:t>
-      </w:r>
-      <w:r>
-        <w:noBreakHyphen/>
-      </w:r>
-      <w:r>
-        <w:t xml:space="preserve">66 (D.D.C. 2012) (three-judge court) (applying</w:t>
+        <w:t xml:space="preserve">, 887 F. Supp. 2d 133, 159-⁠66 (D.D.C. 2012) (three-judge court) (applying</w:t>
       </w:r>
       <w:r>
         <w:t xml:space="preserve"> </w:t>
@@ -2406,13 +2364,7 @@
         <w:t xml:space="preserve"> </w:t>
       </w:r>
       <w:r>
-        <w:t xml:space="preserve">claims under the Voting Rights Act (“VRA”), a federal statute. Op. at 41</w:t>
-      </w:r>
-      <w:r>
-        <w:noBreakHyphen/>
-      </w:r>
-      <w:r>
-        <w:t xml:space="preserve">42. This Court thus held that intentional racial discrimination is unconstitutional only if it blocks the creation of a</w:t>
+        <w:t xml:space="preserve">claims under the Voting Rights Act (“VRA”), a federal statute. Op. at 41-⁠42. This Court thus held that intentional racial discrimination is unconstitutional only if it blocks the creation of a</w:t>
       </w:r>
       <w:r>
         <w:t xml:space="preserve"> </w:t>
@@ -2428,13 +2380,7 @@
         <w:t xml:space="preserve"> </w:t>
       </w:r>
       <w:r>
-        <w:t xml:space="preserve">district. Op. at 41</w:t>
-      </w:r>
-      <w:r>
-        <w:noBreakHyphen/>
-      </w:r>
-      <w:r>
-        <w:t xml:space="preserve">42.</w:t>
+        <w:t xml:space="preserve">district. Op. at 41-⁠42.</w:t>
       </w:r>
     </w:p>
     <w:p>
@@ -2458,13 +2404,7 @@
         <w:t xml:space="preserve"> </w:t>
       </w:r>
       <w:r>
-        <w:t xml:space="preserve">test for ascertaining the presence of discriminatory intent by the Legislature. Appellants’ Br. 44</w:t>
-      </w:r>
-      <w:r>
-        <w:noBreakHyphen/>
-      </w:r>
-      <w:r>
-        <w:t xml:space="preserve">48 (explaining that a “racial vote dilution claim under the Kansas Constitution ⁠. ⁠. ⁠. requires (1) discriminatory intent and (2) discriminatory effect” and repeatedly citing</w:t>
+        <w:t xml:space="preserve">test for ascertaining the presence of discriminatory intent by the Legislature. Appellants’ Br. 44-⁠48 (explaining that a “racial vote dilution claim under the Kansas Constitution ⁠. ⁠. ⁠. requires (1) discriminatory intent and (2) discriminatory effect” and repeatedly citing</w:t>
       </w:r>
       <w:r>
         <w:t xml:space="preserve"> </w:t>
@@ -4182,13 +4122,7 @@
         <w:t xml:space="preserve">see also Rogers v. Lodge</w:t>
       </w:r>
       <w:r>
-        <w:t xml:space="preserve">, 458 U.S. 613, 622</w:t>
-      </w:r>
-      <w:r>
-        <w:noBreakHyphen/>
-      </w:r>
-      <w:r>
-        <w:t xml:space="preserve">28 (1982) (affirming invalidation of redistricting plan under U.S. Constitution for intentional racial vote dilution without applying VRA or</w:t>
+        <w:t xml:space="preserve">, 458 U.S. 613, 622-⁠28 (1982) (affirming invalidation of redistricting plan under U.S. Constitution for intentional racial vote dilution without applying VRA or</w:t>
       </w:r>
       <w:r>
         <w:t xml:space="preserve"> </w:t>
@@ -5441,13 +5375,7 @@
         <w:pStyle w:val="BodyText"/>
       </w:pPr>
       <w:r>
-        <w:t xml:space="preserve">As Defendants acknowledged in their brief, Appellants’ Br. 44</w:t>
-      </w:r>
-      <w:r>
-        <w:noBreakHyphen/>
-      </w:r>
-      <w:r>
-        <w:t xml:space="preserve">48, federal courts assess claims of intentional racial vote dilution under the Fourteenth Amendment using the</w:t>
+        <w:t xml:space="preserve">As Defendants acknowledged in their brief, Appellants’ Br. 44-⁠48, federal courts assess claims of intentional racial vote dilution under the Fourteenth Amendment using the</w:t>
       </w:r>
       <w:r>
         <w:t xml:space="preserve"> </w:t>
@@ -5476,13 +5404,7 @@
         <w:t xml:space="preserve">See City of Mobile v. Bolden</w:t>
       </w:r>
       <w:r>
-        <w:t xml:space="preserve">, 446 U.S. 55, 66</w:t>
-      </w:r>
-      <w:r>
-        <w:noBreakHyphen/>
-      </w:r>
-      <w:r>
-        <w:t xml:space="preserve">67 (1980) (plurality opinion) (explaining that</w:t>
+        <w:t xml:space="preserve">, 446 U.S. 55, 66-⁠67 (1980) (plurality opinion) (explaining that</w:t>
       </w:r>
       <w:r>
         <w:t xml:space="preserve"> </w:t>
@@ -5774,13 +5696,7 @@
         <w:t xml:space="preserve">Veasey</w:t>
       </w:r>
       <w:r>
-        <w:t xml:space="preserve">, 830 F.3d at 230</w:t>
-      </w:r>
-      <w:r>
-        <w:noBreakHyphen/>
-      </w:r>
-      <w:r>
-        <w:t xml:space="preserve">31 (internal quotation marks omitted);</w:t>
+        <w:t xml:space="preserve">, 830 F.3d at 230-⁠31 (internal quotation marks omitted);</w:t>
       </w:r>
       <w:r>
         <w:t xml:space="preserve"> </w:t>
@@ -5793,13 +5709,7 @@
         <w:t xml:space="preserve">see also Arlington Heights</w:t>
       </w:r>
       <w:r>
-        <w:t xml:space="preserve">, 429 U.S. at 267</w:t>
-      </w:r>
-      <w:r>
-        <w:noBreakHyphen/>
-      </w:r>
-      <w:r>
-        <w:t xml:space="preserve">68. These factors “cannot be analyzed mechanically” and cannot be “reduced to a scorecard.”</w:t>
+        <w:t xml:space="preserve">, 429 U.S. at 267-⁠68. These factors “cannot be analyzed mechanically” and cannot be “reduced to a scorecard.”</w:t>
       </w:r>
       <w:r>
         <w:t xml:space="preserve"> </w:t>
@@ -6357,13 +6267,7 @@
         <w:t xml:space="preserve"> </w:t>
       </w:r>
       <w:r>
-        <w:t xml:space="preserve">note 2; J.A. VI, 195</w:t>
-      </w:r>
-      <w:r>
-        <w:noBreakHyphen/>
-      </w:r>
-      <w:r>
-        <w:t xml:space="preserve">97 (articulating principles and</w:t>
+        <w:t xml:space="preserve">note 2; J.A. VI, 195-⁠97 (articulating principles and</w:t>
       </w:r>
       <w:r>
         <w:t xml:space="preserve"> </w:t>
@@ -6471,13 +6375,7 @@
         <w:t xml:space="preserve"> </w:t>
       </w:r>
       <w:r>
-        <w:t xml:space="preserve">at 163</w:t>
-      </w:r>
-      <w:r>
-        <w:noBreakHyphen/>
-      </w:r>
-      <w:r>
-        <w:t xml:space="preserve">66.</w:t>
+        <w:t xml:space="preserve">at 163-⁠66.</w:t>
       </w:r>
     </w:p>
     <w:p>
@@ -6485,25 +6383,7 @@
         <w:pStyle w:val="BodyText"/>
       </w:pPr>
       <w:r>
-        <w:t xml:space="preserve">Here, the district court’s findings were even more extensive. The court found that the Legislature intentionally carved Wyandotte County’s minority communities out of CD 3, converting it from the district with the largest minority population of the state’s four congressional districts to the district with the smallest. J.A. VI, 203. In turn, Wyandotte County’s minority voters were placed in CD 2, which the Legislature designed to ensure that it would never elect a candidate preferred by minority voters. J.A. VI, 197</w:t>
-      </w:r>
-      <w:r>
-        <w:noBreakHyphen/>
-      </w:r>
-      <w:r>
-        <w:t xml:space="preserve">98. In this manner, the district court found that the Legislature treated minority Democrats even worse than white Democrats and far worse than white Republicans: While CD 3 would be somewhat competitive and provide the occasional chance for its Democrats (now predominantly white) to prevail, the predominantly minority Democrats exported into CD 2 forever lost their opportunity to elect their preferred candidates. J.A. VI, 120</w:t>
-      </w:r>
-      <w:r>
-        <w:noBreakHyphen/>
-      </w:r>
-      <w:r>
-        <w:t xml:space="preserve">21, 197</w:t>
-      </w:r>
-      <w:r>
-        <w:noBreakHyphen/>
-      </w:r>
-      <w:r>
-        <w:t xml:space="preserve">98.</w:t>
+        <w:t xml:space="preserve">Here, the district court’s findings were even more extensive. The court found that the Legislature intentionally carved Wyandotte County’s minority communities out of CD 3, converting it from the district with the largest minority population of the state’s four congressional districts to the district with the smallest. J.A. VI, 203. In turn, Wyandotte County’s minority voters were placed in CD 2, which the Legislature designed to ensure that it would never elect a candidate preferred by minority voters. J.A. VI, 197-⁠98. In this manner, the district court found that the Legislature treated minority Democrats even worse than white Democrats and far worse than white Republicans: While CD 3 would be somewhat competitive and provide the occasional chance for its Democrats (now predominantly white) to prevail, the predominantly minority Democrats exported into CD 2 forever lost their opportunity to elect their preferred candidates. J.A. VI, 120-⁠21, 197-⁠98.</w:t>
       </w:r>
     </w:p>
     <w:p>
@@ -6511,25 +6391,7 @@
         <w:pStyle w:val="BodyText"/>
       </w:pPr>
       <w:r>
-        <w:t xml:space="preserve">The district court emphasized several key facts that provided compelling circumstantial evidence that “Ad Astra 2 does not dilute minority votes by mistake.” J.A. VI, 205. The court noted that one of Plaintiffs’ experts, whose testimony the court expressly credited and adopted, characterized the map as “among the starkest cuts along racial lines that he ha[d] ‘ever seen,’” with minority voters located north of the new district line and white voters to the south. J.A. VI, 197</w:t>
-      </w:r>
-      <w:r>
-        <w:noBreakHyphen/>
-      </w:r>
-      <w:r>
-        <w:t xml:space="preserve">99. The district court also found that “Ad Astra 2 was enacted under an abnormal legislative process” that rushed the bill through the Legislature at a speed usually reserved for emergency legislation and stymied meaningful public input. J.A. VI, 199</w:t>
-      </w:r>
-      <w:r>
-        <w:noBreakHyphen/>
-      </w:r>
-      <w:r>
-        <w:t xml:space="preserve">200. It found further that the irregularities in the legislative process had a particularly pronounced effect on minority voters in Wyandotte County, who “were given only two minutes to testify,” far less than “white, rural voters at the listening tour stops in the western part of the state.” J.A. VI, 201</w:t>
-      </w:r>
-      <w:r>
-        <w:noBreakHyphen/>
-      </w:r>
-      <w:r>
-        <w:t xml:space="preserve">02.</w:t>
+        <w:t xml:space="preserve">The district court emphasized several key facts that provided compelling circumstantial evidence that “Ad Astra 2 does not dilute minority votes by mistake.” J.A. VI, 205. The court noted that one of Plaintiffs’ experts, whose testimony the court expressly credited and adopted, characterized the map as “among the starkest cuts along racial lines that he ha[d] ‘ever seen,’” with minority voters located north of the new district line and white voters to the south. J.A. VI, 197-⁠99. The district court also found that “Ad Astra 2 was enacted under an abnormal legislative process” that rushed the bill through the Legislature at a speed usually reserved for emergency legislation and stymied meaningful public input. J.A. VI, 199-⁠200. It found further that the irregularities in the legislative process had a particularly pronounced effect on minority voters in Wyandotte County, who “were given only two minutes to testify,” far less than “white, rural voters at the listening tour stops in the western part of the state.” J.A. VI, 201-⁠02.</w:t>
       </w:r>
     </w:p>
     <w:p>
@@ -6853,9 +6715,7 @@
         <w:t xml:space="preserve"> </w:t>
       </w:r>
       <w:r>
-        <w:t xml:space="preserve">656</w:t>
-        <w:noBreakHyphen/>
-        <w:t xml:space="preserve">0177</w:t>
+        <w:t xml:space="preserve">656-⁠0177</w:t>
       </w:r>
     </w:p>
     <w:p>
@@ -7083,9 +6943,7 @@
         <w:t xml:space="preserve"> </w:t>
       </w:r>
       <w:r>
-        <w:t xml:space="preserve">490</w:t>
-        <w:noBreakHyphen/>
-        <w:t xml:space="preserve">4100</w:t>
+        <w:t xml:space="preserve">490-⁠4100</w:t>
       </w:r>
     </w:p>
     <w:p>
@@ -7259,9 +7117,7 @@
         <w:t xml:space="preserve"> </w:t>
       </w:r>
       <w:r>
-        <w:t xml:space="preserve">968</w:t>
-        <w:noBreakHyphen/>
-        <w:t xml:space="preserve">4518</w:t>
+        <w:t xml:space="preserve">968-⁠4518</w:t>
       </w:r>
     </w:p>
     <w:p>
@@ -7491,9 +7347,7 @@
         <w:t xml:space="preserve"> </w:t>
       </w:r>
       <w:r>
-        <w:t xml:space="preserve">359</w:t>
-        <w:noBreakHyphen/>
-        <w:t xml:space="preserve">0123</w:t>
+        <w:t xml:space="preserve">359-⁠0123</w:t>
       </w:r>
     </w:p>
     <w:p>
@@ -7763,9 +7617,7 @@
         <w:t xml:space="preserve"> </w:t>
       </w:r>
       <w:r>
-        <w:t xml:space="preserve">736</w:t>
-        <w:noBreakHyphen/>
-        <w:t xml:space="preserve">2200</w:t>
+        <w:t xml:space="preserve">736-⁠2200</w:t>
       </w:r>
     </w:p>
     <w:p>
@@ -7967,9 +7819,7 @@
         <w:t xml:space="preserve"> </w:t>
       </w:r>
       <w:r>
-        <w:t xml:space="preserve">942</w:t>
-        <w:noBreakHyphen/>
-        <w:t xml:space="preserve">5316</w:t>
+        <w:t xml:space="preserve">942-⁠5316</w:t>
       </w:r>
     </w:p>
     <w:p>
@@ -8105,9 +7955,7 @@
         <w:t xml:space="preserve"> </w:t>
       </w:r>
       <w:r>
-        <w:t xml:space="preserve">66117</w:t>
-        <w:noBreakHyphen/>
-        <w:t xml:space="preserve">0855</w:t>
+        <w:t xml:space="preserve">66117-⁠0855</w:t>
       </w:r>
     </w:p>
     <w:p>
@@ -8123,9 +7971,7 @@
         <w:t xml:space="preserve"> </w:t>
       </w:r>
       <w:r>
-        <w:t xml:space="preserve">371</w:t>
-        <w:noBreakHyphen/>
-        <w:t xml:space="preserve">5750</w:t>
+        <w:t xml:space="preserve">371-⁠5750</w:t>
       </w:r>
     </w:p>
     <w:p>
@@ -9347,13 +9193,7 @@
         <w:t xml:space="preserve">Arlington Heights</w:t>
       </w:r>
       <w:r>
-        <w:t xml:space="preserve">, the relevant factors are (1) “[t]he impact of the official action” and whether it “bears more heavily” on minorities, (2) the “historical background of the decision,” (3) the “specific sequence of events leading up to the challenged decision,” (4) “[d]epartures from the normal procedural sequence,” (5) “[s]ubstantive departures,” and (6) “legislative ⁠. ⁠. ⁠. history.” 429 U.S. at 266</w:t>
-      </w:r>
-      <w:r>
-        <w:noBreakHyphen/>
-      </w:r>
-      <w:r>
-        <w:t xml:space="preserve">68.</w:t>
+        <w:t xml:space="preserve">, the relevant factors are (1) “[t]he impact of the official action” and whether it “bears more heavily” on minorities, (2) the “historical background of the decision,” (3) the “specific sequence of events leading up to the challenged decision,” (4) “[d]epartures from the normal procedural sequence,” (5) “[s]ubstantive departures,” and (6) “legislative ⁠. ⁠. ⁠. history.” 429 U.S. at 266-⁠68.</w:t>
       </w:r>
     </w:p>
   </w:footnote>
@@ -9414,13 +9254,7 @@
         <w:t xml:space="preserve"> </w:t>
       </w:r>
       <w:r>
-        <w:t xml:space="preserve">at 50</w:t>
-      </w:r>
-      <w:r>
-        <w:noBreakHyphen/>
-      </w:r>
-      <w:r>
-        <w:t xml:space="preserve">51.</w:t>
+        <w:t xml:space="preserve">at 50-⁠51.</w:t>
       </w:r>
     </w:p>
   </w:footnote>
@@ -9599,13 +9433,7 @@
         <w:t xml:space="preserve">Texas</w:t>
       </w:r>
       <w:r>
-        <w:t xml:space="preserve">, 887 F. Supp. 2d at 162</w:t>
-      </w:r>
-      <w:r>
-        <w:noBreakHyphen/>
-      </w:r>
-      <w:r>
-        <w:t xml:space="preserve">66. Black and Hispanic voters constituted 33.4% of the district’s eligible voters,</w:t>
+        <w:t xml:space="preserve">, 887 F. Supp. 2d at 162-⁠66. Black and Hispanic voters constituted 33.4% of the district’s eligible voters,</w:t>
       </w:r>
       <w:r>
         <w:t xml:space="preserve"> </w:t>
@@ -9653,13 +9481,7 @@
         <w:t xml:space="preserve"> </w:t>
       </w:r>
       <w:r>
-        <w:t xml:space="preserve">at 163</w:t>
-      </w:r>
-      <w:r>
-        <w:noBreakHyphen/>
-      </w:r>
-      <w:r>
-        <w:t xml:space="preserve">66. Although the decision was vacated on other grounds following the Supreme Court’s invalidation of the VRA’s preclearance formula in</w:t>
+        <w:t xml:space="preserve">at 163-⁠66. Although the decision was vacated on other grounds following the Supreme Court’s invalidation of the VRA’s preclearance formula in</w:t>
       </w:r>
       <w:r>
         <w:t xml:space="preserve"> </w:t>
@@ -9820,13 +9642,7 @@
         <w:t xml:space="preserve">Comm. for a Fair &amp; Balanced Map v. Ill. Bd. of Elections</w:t>
       </w:r>
       <w:r>
-        <w:t xml:space="preserve">, No. 1:11-CV</w:t>
-      </w:r>
-      <w:r>
-        <w:noBreakHyphen/>
-      </w:r>
-      <w:r>
-        <w:t xml:space="preserve">5065, 2011 WL 5185567, at *4 (N.D. Ill. Nov. 1, 2011) (“[T]he first</w:t>
+        <w:t xml:space="preserve">, No. 1:11-CV-⁠5065, 2011 WL 5185567, at *4 (N.D. Ill. Nov. 1, 2011) (“[T]he first</w:t>
       </w:r>
       <w:r>
         <w:t xml:space="preserve"> </w:t>
@@ -9916,19 +9732,7 @@
         <w:t xml:space="preserve">Bartlett</w:t>
       </w:r>
       <w:r>
-        <w:t xml:space="preserve">, 556 U.S. 1 (No. 07</w:t>
-      </w:r>
-      <w:r>
-        <w:noBreakHyphen/>
-      </w:r>
-      <w:r>
-        <w:t xml:space="preserve">689), https://​www.​justice.​gov/​sites/​default/​files/​osg/​briefs/​2008/​01/​01/​2007-⁠0689.​mer.​ami.​pdf; United States’ Opposition to Texas’s Motion to Dismiss at 17</w:t>
-      </w:r>
-      <w:r>
-        <w:noBreakHyphen/>
-      </w:r>
-      <w:r>
-        <w:t xml:space="preserve">18,</w:t>
+        <w:t xml:space="preserve">, 556 U.S. 1 (No. 07-⁠689), https://​www.​justice.​gov/​sites/​default/​files/​osg/​briefs/​2008/​01/​01/​2007-⁠0689.​mer.​ami.​pdf; United States’ Opposition to Texas’s Motion to Dismiss at 17-⁠18,</w:t>
       </w:r>
       <w:r>
         <w:t xml:space="preserve"> </w:t>
@@ -9941,19 +9745,7 @@
         <w:t xml:space="preserve">LULAC v. Abbott</w:t>
       </w:r>
       <w:r>
-        <w:t xml:space="preserve">, No. 3:21-cv</w:t>
-      </w:r>
-      <w:r>
-        <w:noBreakHyphen/>
-      </w:r>
-      <w:r>
-        <w:t xml:space="preserve">259 (W.D. Tex. Jan. 24, 2022), ECF No. 161 (attached in Appendix 2); Opposition to the State’s and Intervenors’ Motions to Dismiss at 19</w:t>
-      </w:r>
-      <w:r>
-        <w:noBreakHyphen/>
-      </w:r>
-      <w:r>
-        <w:t xml:space="preserve">22,</w:t>
+        <w:t xml:space="preserve">, No. 3:21-cv-⁠259 (W.D. Tex. Jan. 24, 2022), ECF No. 161 (attached in Appendix 2); Opposition to the State’s and Intervenors’ Motions to Dismiss at 19-⁠22,</w:t>
       </w:r>
       <w:r>
         <w:t xml:space="preserve"> </w:t>
@@ -9966,13 +9758,7 @@
         <w:t xml:space="preserve">United States v. Georgia</w:t>
       </w:r>
       <w:r>
-        <w:t xml:space="preserve">, No. 1:21-cv</w:t>
-      </w:r>
-      <w:r>
-        <w:noBreakHyphen/>
-      </w:r>
-      <w:r>
-        <w:t xml:space="preserve">02575 (N.D. Ga. Aug. 11, 2021), ECF No. 58 (attached in Appendix 2).</w:t>
+        <w:t xml:space="preserve">, No. 1:21-cv-⁠02575 (N.D. Ga. Aug. 11, 2021), ECF No. 58 (attached in Appendix 2).</w:t>
       </w:r>
     </w:p>
   </w:footnote>
@@ -10750,7 +10536,7 @@
     <w:qFormat/>
     <w:pPr>
       <w:keepLines/>
-      <w:spacing w:before="0" w:after="140" w:line="276" w:lineRule="exact"/>
+      <w:spacing w:before="46" w:after="140" w:line="276" w:lineRule="exact"/>
     </w:pPr>
     <w:rPr>
       <w:sz w:val="24"/>
